--- a/docs/evidencias/clase-02/Evidencia_Clase_02_Diseno_Equipo05.docx
+++ b/docs/evidencias/clase-02/Evidencia_Clase_02_Diseno_Equipo05.docx
@@ -1163,7 +1163,7 @@
                 <w:szCs w:val="21"/>
                 <w:rtl w:val="0"/>
               </w:rPr>
-              <w:t>Un rostro de lince con un punto de ruta. Representa atención y seguimiento de servicios. Propuesta pendiente de validación del equipo.</w:t>
+              <w:t>Un rostro de lince con un punto de ruta. Representa atención y seguimiento de servicios. Identidad usada en la implementación del MVP.</w:t>
             </w:r>
           </w:p>
           <w:p>
@@ -1477,7 +1477,7 @@
               <w:rPr>
                 <w:rtl w:val="0"/>
               </w:rPr>
-              <w:t>#245B78</w:t>
+              <w:t>#175873</w:t>
             </w:r>
           </w:p>
         </w:tc>
@@ -1571,7 +1571,7 @@
               <w:rPr>
                 <w:rtl w:val="0"/>
               </w:rPr>
-              <w:t>#286B5D</w:t>
+              <w:t>#1F6B58</w:t>
             </w:r>
           </w:p>
         </w:tc>
@@ -1665,7 +1665,7 @@
               <w:rPr>
                 <w:rtl w:val="0"/>
               </w:rPr>
-              <w:t>#F6F8FA</w:t>
+              <w:t>#E3EEF4</w:t>
             </w:r>
           </w:p>
         </w:tc>
@@ -1759,7 +1759,7 @@
               <w:rPr>
                 <w:rtl w:val="0"/>
               </w:rPr>
-              <w:t>#172B3A</w:t>
+              <w:t>#102A36</w:t>
             </w:r>
           </w:p>
         </w:tc>
@@ -1853,7 +1853,7 @@
               <w:rPr>
                 <w:rtl w:val="0"/>
               </w:rPr>
-              <w:t>#BA1A1A</w:t>
+              <w:t>#B3261E</w:t>
             </w:r>
           </w:p>
         </w:tc>
@@ -1948,7 +1948,7 @@
               <w:rPr>
                 <w:rtl w:val="0"/>
               </w:rPr>
-              <w:t>#E0EDF2</w:t>
+              <w:t>#FFFFFF</w:t>
             </w:r>
           </w:p>
         </w:tc>
@@ -2005,7 +2005,7 @@
           <w:szCs w:val="20"/>
           <w:rtl w:val="0"/>
         </w:rPr>
-        <w:t>Justificación breve de la paleta de colores: El azul ayuda a identificar las acciones principales y el verde los estados confirmados. El fondo claro y el texto oscuro favorecen la lectura en terreno.</w:t>
+        <w:t>Justificación de la paleta: el azul identifica las acciones principales, el verde los estados confirmados y el ámbar los pendientes; el fondo claro y el texto oscuro favorecen la lectura en terreno. La implementación incluye variantes oscuras equivalentes y mantiene alto contraste en ambos modos.</w:t>
       </w:r>
     </w:p>
     <w:p>
@@ -2926,7 +2926,7 @@
               <w:rPr>
                 <w:rtl w:val="0"/>
               </w:rPr>
-              <w:t>Si es conductor, registrar inicio y término del servicio confirmado.</w:t>
+              <w:t>Si es titular (conductor o guía), registrar inicio y término del servicio confirmado; el acompañante solo consulta.</w:t>
             </w:r>
           </w:p>
         </w:tc>
@@ -3054,7 +3054,7 @@
               <w:rPr>
                 <w:rtl w:val="0"/>
               </w:rPr>
-              <w:t>Consultar historial o editar disponibilidad y perfil.</w:t>
+              <w:t>Consultar historial o editar disponibilidad y perfil; coordinación consulta equipo y ficha.</w:t>
             </w:r>
           </w:p>
         </w:tc>
@@ -3083,7 +3083,7 @@
               <w:rPr>
                 <w:rtl w:val="0"/>
               </w:rPr>
-              <w:t>Historial, disponibilidad y perfil</w:t>
+              <w:t>Historial, disponibilidad, perfil, equipo y ficha</w:t>
             </w:r>
           </w:p>
         </w:tc>
@@ -3724,7 +3724,7 @@
                 <w:szCs w:val="21"/>
                 <w:rtl w:val="0"/>
               </w:rPr>
-              <w:t>Ingreso por rol, consulta, respuesta, ejecución y secciones de apoyo. Imagen incorporada en el anexo visual.</w:t>
+              <w:t>Ingreso por rol, consulta, respuesta, ejecución, secciones de apoyo y herramientas de coordinación (equipo, ficha, reasignación y calificación). Imagen incorporada en el anexo visual.</w:t>
             </w:r>
           </w:p>
         </w:tc>
@@ -3799,7 +3799,7 @@
           <w:szCs w:val="21"/>
           <w:rtl w:val="0"/>
         </w:rPr>
-        <w:t xml:space="preserve">•  ☐ El equipo puede explicar el flujo sin hablar todavía de Kotlin o código.</w:t>
+        <w:t xml:space="preserve">•  ☑ El equipo puede explicar el flujo sin hablar todavía de Kotlin o código.</w:t>
       </w:r>
       <w:r>
         <w:rPr>
@@ -3843,7 +3843,7 @@
           <w:szCs w:val="21"/>
           <w:rtl w:val="0"/>
         </w:rPr>
-        <w:t xml:space="preserve">Utilicen el MVP definido en la Clase 1 y el flujo UML para decidir qué pantallas realmente necesita la aplicación. No agreguen pantallas que no respondan a un requerimiento.</w:t>
+        <w:t xml:space="preserve">Utilicen el MVP definido en la Clase 1 y el flujo UML para decidir qué pantallas realmente necesita la aplicación. No agreguen pantallas que no respondan a un requerimiento. La implementación final incorpora Equipo y Ficha de persona para apoyar la reasignación y la calificación desde coordinación.</w:t>
       </w:r>
       <w:r>
         <w:rPr>
@@ -4882,7 +4882,7 @@
               <w:rPr>
                 <w:rtl w:val="0"/>
               </w:rPr>
-              <w:t>Conductor</w:t>
+              <w:t>Conductor o guía (titular)</w:t>
             </w:r>
           </w:p>
         </w:tc>
@@ -5391,7 +5391,7 @@
               <w:rPr>
                 <w:rtl w:val="0"/>
               </w:rPr>
-              <w:t>Conductor y guía: Inicio, Servicios, Agenda y Perfil. Historial se abre desde Inicio.</w:t>
+              <w:t>Conductor y guía: Inicio, Servicios, Agenda y Perfil. Historial se abre desde Inicio. Coordinación accede a servicios, historial y equipo desde su resumen.</w:t>
             </w:r>
           </w:p>
         </w:tc>
@@ -5942,7 +5942,7 @@
               <w:rPr>
                 <w:rtl w:val="0"/>
               </w:rPr>
-              <w:t>Propuesta generada con apoyo de Codex. Se conserva el MVP de clase 1. Las imágenes son referencias de diseño; todavía no son una aplicación funcionando. La selección y validación final corresponden al equipo.</w:t>
+              <w:t>Diseño base generado con apoyo de Codex e implementado en el MVP Android con datos ficticios. Las imágenes se conservan como referencia visual.</w:t>
             </w:r>
           </w:p>
         </w:tc>
@@ -5982,7 +5982,7 @@
           <w:szCs w:val="21"/>
           <w:rtl w:val="0"/>
         </w:rPr>
-        <w:t xml:space="preserve">Generen las pantallas principales definidas en la sección anterior. Guarden cada diseño como imagen y utilicen nombres de archivo simples.</w:t>
+        <w:t xml:space="preserve">Generen las pantallas principales definidas en la sección anterior. Guarden cada diseño como imagen y utilicen nombres de archivo simples. Se incluye 09-resumen-coordinacion.png como variante de inicio para coordinación.</w:t>
       </w:r>
       <w:r>
         <w:rPr>
@@ -6294,7 +6294,7 @@
               <w:rPr>
                 <w:rtl w:val="0"/>
               </w:rPr>
-              <w:t>Propuesta inicial; revisión del equipo pendiente.</w:t>
+              <w:t>Implementada en el MVP Android.</w:t>
             </w:r>
           </w:p>
         </w:tc>
@@ -6418,7 +6418,7 @@
               <w:rPr>
                 <w:rtl w:val="0"/>
               </w:rPr>
-              <w:t>Propuesta inicial; revisión del equipo pendiente.</w:t>
+              <w:t>Implementada en el MVP Android.</w:t>
             </w:r>
           </w:p>
         </w:tc>
@@ -6542,7 +6542,7 @@
               <w:rPr>
                 <w:rtl w:val="0"/>
               </w:rPr>
-              <w:t>Propuesta inicial; revisión del equipo pendiente.</w:t>
+              <w:t>Implementada en el MVP Android.</w:t>
             </w:r>
           </w:p>
         </w:tc>
@@ -6666,7 +6666,7 @@
               <w:rPr>
                 <w:rtl w:val="0"/>
               </w:rPr>
-              <w:t>Propuesta inicial; revisión del equipo pendiente.</w:t>
+              <w:t>Implementada en el MVP Android.</w:t>
             </w:r>
           </w:p>
         </w:tc>
@@ -6790,7 +6790,7 @@
               <w:rPr>
                 <w:rtl w:val="0"/>
               </w:rPr>
-              <w:t>Propuesta inicial; revisión del equipo pendiente.</w:t>
+              <w:t>Implementada en el MVP Android.</w:t>
             </w:r>
           </w:p>
         </w:tc>
@@ -6914,7 +6914,7 @@
               <w:rPr>
                 <w:rtl w:val="0"/>
               </w:rPr>
-              <w:t>Propuesta inicial; revisión del equipo pendiente.</w:t>
+              <w:t>Implementada en el MVP Android.</w:t>
             </w:r>
           </w:p>
         </w:tc>
@@ -7038,7 +7038,7 @@
               <w:rPr>
                 <w:rtl w:val="0"/>
               </w:rPr>
-              <w:t>Propuesta inicial; revisión del equipo pendiente.</w:t>
+              <w:t>Implementada en el MVP Android.</w:t>
             </w:r>
           </w:p>
         </w:tc>
@@ -7162,7 +7162,7 @@
               <w:rPr>
                 <w:rtl w:val="0"/>
               </w:rPr>
-              <w:t>Propuesta inicial; revisión del equipo pendiente.</w:t>
+              <w:t>Implementada en el MVP Android.</w:t>
             </w:r>
           </w:p>
         </w:tc>
@@ -7454,7 +7454,7 @@
               <w:rPr>
                 <w:rtl w:val="0"/>
               </w:rPr>
-              <w:t>OutlinedTextField, Button, Snackbar</w:t>
+              <w:t>OutlinedTextField, Button, Surface de error</w:t>
             </w:r>
           </w:p>
         </w:tc>
@@ -7822,7 +7822,7 @@
               <w:rPr>
                 <w:rtl w:val="0"/>
               </w:rPr>
-              <w:t>DatePicker, Switch, Button</w:t>
+              <w:t>Calendario mensual, Switch, Button</w:t>
             </w:r>
           </w:p>
         </w:tc>
@@ -7914,7 +7914,7 @@
               <w:rPr>
                 <w:rtl w:val="0"/>
               </w:rPr>
-              <w:t>OutlinedTextField, Button, Snackbar</w:t>
+              <w:t>OutlinedTextField, Button, Surface de error</w:t>
             </w:r>
           </w:p>
         </w:tc>
@@ -7978,7 +7978,7 @@
               <w:rPr>
                 <w:rtl w:val="0"/>
               </w:rPr>
-              <w:t>Ejecución e historial</w:t>
+              <w:t>Ejecución, historial, equipo y ficha</w:t>
             </w:r>
           </w:p>
         </w:tc>
@@ -8034,7 +8034,7 @@
               <w:rPr>
                 <w:rtl w:val="0"/>
               </w:rPr>
-              <w:t>Registrar hitos y consultar respuestas previas.</w:t>
+              <w:t>Registrar hitos, consultar historial, reasignar y calificar.</w:t>
             </w:r>
           </w:p>
         </w:tc>
@@ -8093,7 +8093,7 @@
                 <w:szCs w:val="20"/>
                 <w:rtl w:val="0"/>
               </w:rPr>
-              <w:t xml:space="preserve">TopAppBar · NavigationBar · NavigationDrawer · Card · Button · FloatingActionButton · TextField · Icon · Dialog · Snackbar</w:t>
+              <w:t xml:space="preserve">TopAppBar · NavigationBar · NavigationDrawer · Card · Button · FloatingActionButton · TextField · Icon · Dialog · Surface de error</w:t>
             </w:r>
             <w:r>
               <w:rPr>
@@ -9192,7 +9192,7 @@
               <w:rPr>
                 <w:rtl w:val="0"/>
               </w:rPr>
-              <w:t>Tecnologías previstas: Android, Kotlin, Jetpack Compose y Material 3; MVVM, persistencia local y API de prueba. Aún no implementadas.</w:t>
+              <w:t>Tecnologías implementadas: Android, Kotlin, Jetpack Compose y Material 3; MVVM y persistencia local en JSON con datos ficticios. La app no depende de backend ni de conexión.</w:t>
             </w:r>
           </w:p>
         </w:tc>
@@ -9678,7 +9678,7 @@
           <w:szCs w:val="18"/>
           <w:rtl w:val="0"/>
         </w:rPr>
-        <w:t>Respuesta: Sí, la propuesta reúne el propósito, el flujo UML, las pantallas, los colores y sus componentes. Queda pendiente la revisión del equipo y la incorporación de estos recursos y del README al repositorio Proyecto-lince.</w:t>
+        <w:t>Respuesta: Sí, el README y la carpeta de diseño reúnen el propósito, el flujo UML, las pantallas, los colores y los componentes. El diseño base fue implementado en el MVP Android y la documentación se mantiene alineada con la app.</w:t>
       </w:r>
     </w:p>
     <w:p>
@@ -9697,7 +9697,7 @@
           <w:szCs w:val="30"/>
           <w:rtl w:val="0"/>
         </w:rPr>
-        <w:t>PENDIENTE DE REVISIÓN DEL EQUIPO Y ENTREGA</w:t>
+        <w:t>DISEÑO BASE IMPLEMENTADO EN EL MVP</w:t>
       </w:r>
     </w:p>
     <w:p>
@@ -9767,7 +9767,7 @@
     </w:p>
     <w:p>
       <w:r>
-        <w:t>Referencias visuales con datos ficticios. Selección y revisión final del equipo pendientes.</w:t>
+        <w:t>Referencias visuales usadas en la implementación del MVP.</w:t>
       </w:r>
     </w:p>
     <w:p>
@@ -9821,7 +9821,7 @@
     </w:p>
     <w:p>
       <w:r>
-        <w:t>Referencias visuales con datos ficticios. Selección y revisión final del equipo pendientes.</w:t>
+        <w:t>Referencias visuales usadas en la implementación del MVP.</w:t>
       </w:r>
     </w:p>
     <w:p>
@@ -9875,7 +9875,7 @@
     </w:p>
     <w:p>
       <w:r>
-        <w:t>Referencias visuales con datos ficticios. Selección y revisión final del equipo pendientes.</w:t>
+        <w:t>Referencias visuales usadas en la implementación del MVP.</w:t>
       </w:r>
     </w:p>
     <w:p>
